--- a/docs/Регламент_AEMR-bot_MAX_v8.docx
+++ b/docs/Регламент_AEMR-bot_MAX_v8.docx
@@ -277,7 +277,7 @@
           <w:sz w:val="28"/>
           <w:szCs w:val="28"/>
         </w:rPr>
-        <w:t xml:space="preserve">7. Правовым основанием обработки персональных данных при приеме и отработке сообщений жителей является согласие субъекта персональных данных (пункт 1 части 1 статьи 6, статья 9 Федерального закона № 152-ФЗ). Правовым основанием обработки персональных данных при направлении подписчикам оповещений о чрезвычайных ситуациях и о работе коммунальных систем является пункт 2 части 1 статьи 6 Федерального закона № 152-ФЗ – обработка, необходимая для осуществления возложенных законодательством Российской Федерации на орган местного самоуправления функций: информирование населения о чрезвычайных ситуациях, создание и поддержание в постоянной готовности муниципальных систем оповещения, обеспечение своевременного оповещения населения (подпункты «в», «м», «н» статьи 11 Федерального закона № 68-ФЗ); организация электро-, тепло-, газо- и водоснабжения населения, участие в предупреждении и ликвидации последствий чрезвычайных ситуаций, поддержка в состоянии постоянной готовности систем оповещения населения об опасности (пункты 4, 8, 28 части 1 статьи 16 Федерального закона № 131-ФЗ). Дополнительно на получение оповещений запрашивается отдельное согласие жителя (раздел 9 настоящего Регламента). Процедурный статус сообщения (вне процедуры Федерального закона № 59-ФЗ) и правовое основание обработки персональных данных являются самостоятельными и не подменяют друг друга. Пункт 4 части 1 статьи 6 Федерального закона № 152-ФЗ (обработка при предоставлении государственных и муниципальных услуг в значении Федерального закона от 27.07.2010 № 210-ФЗ) в качестве основного основания не применяется, поскольку Чат-бот является каналом обратной связи и информирования, а не предоставления муниципальной услуги.</w:t>
+        <w:t xml:space="preserve">7. Правовым основанием обработки персональных данных при приеме и отработке сообщений жителей является согласие субъекта персональных данных (пункт 1 части 1 статьи 6, статья 9 Федерального закона № 152-ФЗ). Правовым основанием обработки персональных данных при направлении подписчикам оповещений о чрезвычайных ситуациях и о работе коммунальных систем является пункт 2 части 1 статьи 6 Федерального закона № 152-ФЗ – обработка, необходимая для осуществления возложенных законодательством Российской Федерации на орган местного самоуправления функций: информирование населения о чрезвычайных ситуациях, создание и поддержание в постоянной готовности муниципальных систем оповещения, обеспечение своевременного оповещения населения (подпункты «в», «м», «н» пункта 2 статьи 11 Федерального закона № 68-ФЗ); организация электро-, тепло-, газо- и водоснабжения населения, участие в предупреждении и ликвидации последствий чрезвычайных ситуаций, поддержка в состоянии постоянной готовности систем оповещения населения об опасности (пункты 4, 8, 28 части 1 статьи 16 Федерального закона № 131-ФЗ). Дополнительно на получение оповещений запрашивается отдельное согласие жителя (раздел 9 настоящего Регламента). Процедурный статус сообщения (вне процедуры Федерального закона № 59-ФЗ) и правовое основание обработки персональных данных являются самостоятельными и не подменяют друг друга. Пункт 4 части 1 статьи 6 Федерального закона № 152-ФЗ (обработка при предоставлении государственных и муниципальных услуг в значении Федерального закона от 27.07.2010 № 210-ФЗ) в качестве основного основания не применяется, поскольку Чат-бот является каналом обратной связи и информирования, а не предоставления муниципальной услуги.</w:t>
       </w:r>
     </w:p>
     <w:p>
@@ -3433,7 +3433,7 @@
           <w:sz w:val="28"/>
           <w:szCs w:val="28"/>
         </w:rPr>
-        <w:t xml:space="preserve">28. На первом этапе Чат-бот получает от жителя согласие на обработку персональных данных. Согласие фиксируется в реквизите consent_pdn_at записи жителя; одновременно сохраняется контрольная сумма (SHA-256) редакции текста согласия, показанной жителю (реквизит consent_pdn_text_sha256). Это обеспечивает возможность доказать, какое именно содержание согласия было предоставлено жителю (часть 3 статьи 9 Федерального закона № 152-ФЗ). Без получения согласия дальнейшие этапы анкеты недоступны. Текст согласия, отображаемый жителю (настраиваемый параметр consent_text), в обязательном порядке содержит ссылку на политику обработки персональных данных (параметр policy_url); сохранить текст согласия без указанной ссылки технически невозможно. Согласие на обработку персональных данных в целях работы с обращением и согласие на получение информационных рассылок являются раздельными и даются жителем отдельно по каждой цели, что соответствует части 4 статьи 9 Федерального закона № 152-ФЗ и требованиям к содержанию согласия, установленным приказом Федеральной службы по надзору в сфере связи, информационных технологий и массовых коммуникаций от 19.06.2025 № 140 (вступил в силу 01.09.2025).</w:t>
+        <w:t xml:space="preserve">28. На первом этапе Чат-бот получает от жителя согласие на обработку персональных данных. Согласие фиксируется в реквизите consent_pdn_at записи жителя; одновременно сохраняется контрольная сумма (SHA-256) редакции текста согласия, показанной жителю (реквизит consent_pdn_text_sha256). Это обеспечивает возможность доказать, какое именно содержание согласия было предоставлено жителю (часть 3 статьи 9 Федерального закона № 152-ФЗ). Без получения согласия дальнейшие этапы анкеты недоступны. Текст согласия, отображаемый жителю (настраиваемый параметр consent_text), в обязательном порядке содержит ссылку на политику обработки персональных данных (параметр policy_url); сохранить текст согласия без указанной ссылки технически невозможно. Согласие на обработку персональных данных в целях работы с обращением и согласие на получение информационных рассылок являются раздельными и даются жителем отдельно по каждой цели: согласие на обработку персональных данных должно быть конкретным, предметным и оформленным отдельно от иных информации и документов (часть 1 статьи 9 Федерального закона № 152-ФЗ).</w:t>
       </w:r>
     </w:p>
     <w:p>
@@ -5595,7 +5595,7 @@
           <w:sz w:val="28"/>
           <w:szCs w:val="28"/>
         </w:rPr>
-        <w:t xml:space="preserve">75. Подписка жителя на рассылку оформляется добровольно через интерактивную кнопку в главном меню Чат-бота либо командой /subscribe. При оформлении подписки житель дает отдельное согласие на обработку персональных данных в целях направления информационных сообщений. Согласие фиксируется в реквизите consent_broadcast_at записи жителя. Указанное согласие является самостоятельным по отношению к согласию на обработку персональных данных в целях работы с обращением: отдельное согласие на каждую цель обработки соответствует части 4 статьи 9 Федерального закона № 152-ФЗ и приказу Федеральной службы по надзору в сфере связи, информационных технологий и массовых коммуникаций от 19.06.2025 № 140.</w:t>
+        <w:t xml:space="preserve">75. Подписка жителя на рассылку оформляется добровольно через интерактивную кнопку в главном меню Чат-бота либо командой /subscribe. При оформлении подписки житель дает отдельное согласие на обработку персональных данных в целях направления информационных сообщений. Согласие фиксируется в реквизите consent_broadcast_at записи жителя. Указанное согласие является самостоятельным по отношению к согласию на обработку персональных данных в целях работы с обращением: отдельное согласие на каждую самостоятельную цель обработки обеспечивает конкретность и предметность согласия и его оформление отдельно от иных информации и документов (часть 1 статьи 9 Федерального закона № 152-ФЗ).</w:t>
       </w:r>
     </w:p>
     <w:p>

--- a/docs/Регламент_AEMR-bot_MAX_v8.docx
+++ b/docs/Регламент_AEMR-bot_MAX_v8.docx
@@ -5400,7 +5400,7 @@
           <w:sz w:val="28"/>
           <w:szCs w:val="28"/>
         </w:rPr>
-        <w:t xml:space="preserve">69. Если поставленный в сообщении вопрос относится к компетенции иного органа местного самоуправления, исполнительного органа Камчатского края либо федерального органа государственной власти, оператор направляет жителю в личной переписке с Чат-ботом ответ с указанием органа, к компетенции которого относится вопрос, способов обращения в указанный орган и (при наличии) ссылок на соответствующие официальные ресурсы. Если поставленный вопрос отвечает признакам обращения, установленным статьей 4 Федерального закона № 59-ФЗ, оператор дополнительно информирует жителя о необходимости подачи официального обращения через каналы, предусмотренные разделом 2 настоящего Регламента. Положения статей 8 и 9 Федерального закона № 59-ФЗ в части обязательной переадресации обращений в компетентный орган при работе через Чат-бот не применяются на основании раздела 2 настоящего Регламента.</w:t>
+        <w:t xml:space="preserve">69. Если поставленный в сообщении вопрос относится к компетенции иного органа местного самоуправления, исполнительного органа Камчатского края либо федерального органа государственной власти, оператор направляет жителю в личной переписке с Чат-ботом ответ с указанием органа, к компетенции которого относится вопрос, способов обращения в указанный орган и (при наличии) ссылок на соответствующие официальные ресурсы. Если поставленный вопрос отвечает признакам обращения, установленным статьей 4 Федерального закона № 59-ФЗ, оператор дополнительно информирует жителя о необходимости подачи официального обращения через каналы, предусмотренные разделом 2 настоящего Регламента. Положения статьи 8 Федерального закона № 59-ФЗ об обязательной переадресации обращения в компетентный орган и статьи 9 указанного Федерального закона об обязательности принятия обращения к рассмотрению при работе через Чат-бот не применяются на основании раздела 2 настоящего Регламента.</w:t>
       </w:r>
     </w:p>
     <w:p>

--- a/docs/Регламент_AEMR-bot_MAX_v8.docx
+++ b/docs/Регламент_AEMR-bot_MAX_v8.docx
@@ -4292,7 +4292,7 @@
                 <w:sz w:val="24"/>
                 <w:szCs w:val="24"/>
               </w:rPr>
-              <w:t xml:space="preserve">Высокая важность (назначается Куратором ЦУР)</w:t>
+              <w:t xml:space="preserve">Высокая важность (назначается координатором АЕМО)</w:t>
             </w:r>
           </w:p>
         </w:tc>
@@ -4318,7 +4318,7 @@
                 <w:sz w:val="24"/>
                 <w:szCs w:val="24"/>
               </w:rPr>
-              <w:t xml:space="preserve">не более 2 (двух) часов с момента выявления сообщения Куратором ЦУР</w:t>
+              <w:t xml:space="preserve">не более 2 (двух) часов с момента поступления сообщения в служебную группу</w:t>
             </w:r>
           </w:p>
         </w:tc>
@@ -4398,7 +4398,7 @@
                 <w:sz w:val="24"/>
                 <w:szCs w:val="24"/>
               </w:rPr>
-              <w:t xml:space="preserve">не более 4 (четырех) рабочих часов с момента выявления сообщения Куратором ЦУР</w:t>
+              <w:t xml:space="preserve">не более 4 (четырех) рабочих часов с момента поступления сообщения в служебную группу</w:t>
             </w:r>
           </w:p>
         </w:tc>
@@ -4517,7 +4517,7 @@
           <w:sz w:val="28"/>
           <w:szCs w:val="28"/>
         </w:rPr>
-        <w:t xml:space="preserve"> Категория важности сообщения определяется Куратором Центра управления регионом (далее – Куратор ЦУР) при выявлении сообщения и сообщается Администрации в порядке Порядка работы с сообщениями. В программном коде Чат-бота применяется единый целевой срок ответа продолжительностью 4 (четыре) часа (параметр SLA_RESPONSE_HOURS), используемый для автоматических напоминаний (Таблица 3). Дифференциация по категории важности и тематическая приоритизация в Чат-боте не автоматизированы; контроль повышенной важности обеспечивается организационно – оператором по указанию Куратора ЦУР. Автоматические напоминания Чат-бота являются вспомогательным средством контроля и не заменяют целевые сроки, установленные настоящей Таблицей.</w:t>
+        <w:t xml:space="preserve"> Категория важности сообщения определяется координатором АЕМО при поступлении сообщения исходя из его характера (угроза жизни и здоровью, чрезвычайная ситуация, массовое нарушение жизнеобеспечения – высокая важность; остальные сообщения – стандартная). Шкала сроков построена по модели Порядка работы с сообщениями (Постановление № 2129). В программном коде Чат-бота применяется единый целевой срок ответа продолжительностью 4 (четыре) часа (параметр SLA_RESPONSE_HOURS), используемый для автоматических напоминаний (Таблица 3). Дифференциация по категории важности и тематическая приоритизация в Чат-боте не автоматизированы; контроль повышенной важности обеспечивается организационно – координатором АЕМО. Автоматические напоминания Чат-бота являются вспомогательным средством контроля и не заменяют целевые сроки, установленные настоящей Таблицей.</w:t>
       </w:r>
     </w:p>
     <w:p>
@@ -5579,7 +5579,7 @@
           <w:sz w:val="28"/>
           <w:szCs w:val="28"/>
         </w:rPr>
-        <w:t xml:space="preserve">74. Чат-бот обеспечивает возможность направления подписавшимся жителям информационных сообщений муниципального характера: о чрезвычайных ситуациях, отключениях коммунальных служб, проводимых работах, иной важной для жителей информации.</w:t>
+        <w:t xml:space="preserve">74. Чат-бот обеспечивает возможность направления подписавшимся жителям информационных сообщений муниципального характера: о чрезвычайных ситуациях, отключениях коммунальных служб и проводимых работах.</w:t>
       </w:r>
     </w:p>
     <w:p>
@@ -5774,7 +5774,7 @@
           <w:sz w:val="28"/>
           <w:szCs w:val="28"/>
         </w:rPr>
-        <w:t xml:space="preserve">84. При работе с Чат-ботом Администрацией обрабатываются следующие персональные данные жителей: идентификатор пользователя в мессенджере MAX (max_user_id), имя, абонентский номер телефонной связи, текст сообщения, приложенные жителем файлы, населенный пункт и адрес места, к которому относится сообщение. При добровольной передаче жителем геопозиции она преобразуется в адрес; географические координаты как отдельное поле в базе данных не хранятся (часть 5 статьи 5 Федерального закона № 152-ФЗ – недопущение избыточности обрабатываемых персональных данных). Специальные категории персональных данных (сведения о состоянии здоровья, расовой и национальной принадлежности, политических взглядах, религиозных или философских убеждениях, интимной жизни), биометрические персональные данные и сведения о судимости в Чат-боте не обрабатываются: житель предупреждается в тексте согласия о недопустимости указания таких сведений в сообщении и во вложениях; при выявлении таких сведений в поступившем сообщении оператор незамедлительно удаляет их из карточки обращения штатной операцией редактирования, а при необходимости рассмотрения вопроса по существу разъясняет жителю порядок подачи обращения в соответствии с Федеральным законом № 59-ФЗ.</w:t>
+        <w:t xml:space="preserve">84. При работе с Чат-ботом Администрацией обрабатываются следующие персональные данные жителей: идентификатор пользователя в мессенджере MAX (max_user_id), имя, абонентский номер телефонной связи, текст сообщения, приложенные жителем файлы, населенный пункт и адрес места, к которому относится сообщение. При добровольной передаче жителем геопозиции она преобразуется в адрес; географические координаты как отдельное поле в базе данных не хранятся (часть 5 статьи 5 Федерального закона № 152-ФЗ – недопущение избыточности обрабатываемых персональных данных). Специальные категории персональных данных (сведения о состоянии здоровья, расовой и национальной принадлежности, политических взглядах, религиозных или философских убеждениях, интимной жизни), биометрические персональные данные и сведения о судимости в Чат-боте не обрабатываются: житель предупреждается в тексте согласия о недопустимости указания таких сведений в сообщении и во вложениях; при выявлении таких сведений в поступившем сообщении оператор незамедлительно сообщает об этом специалисту с ролью «it», который обеспечивает удаление указанных сведений из базы данных (правка соответствующей записи с фиксацией факта и основания в журнале эксплуатации отдела цифрового развития); при необходимости рассмотрения вопроса по существу оператор разъясняет жителю порядок подачи обращения в соответствии с Федеральным законом № 59-ФЗ.</w:t>
       </w:r>
     </w:p>
     <w:p>
@@ -9138,7 +9138,7 @@
                 <w:sz w:val="24"/>
                 <w:szCs w:val="24"/>
               </w:rPr>
-              <w:t xml:space="preserve">автоматическое пробное восстановление последней резервной копии в изолированную временную базу данных, уведомление о результате в служебную группу</w:t>
+              <w:t xml:space="preserve">автоматическая проверка последней резервной копии: расшифровка, контроль целостности и формата выгрузки; уведомление о результате в служебную группу</w:t>
             </w:r>
           </w:p>
         </w:tc>
@@ -9247,7 +9247,7 @@
           <w:sz w:val="28"/>
           <w:szCs w:val="28"/>
         </w:rPr>
-        <w:t xml:space="preserve">116. Проверка пригодности резервных копий выполняется автоматически: ежемесячно, 1-го числа, последняя резервная копия расшифровывается и пробно восстанавливается в изолированную временную базу данных; о результате проверки Чат-бот направляет уведомление в служебную группу (Таблица 3). Дополнительно не реже одного раза в квартал специалист с ролью «it» проводит организационную проверку полной процедуры восстановления в соответствии с внутренней технической документацией отдела цифрового развития.</w:t>
+        <w:t xml:space="preserve">116. Проверка пригодности резервных копий выполняется автоматически: ежемесячно, 1-го числа, последняя резервная копия расшифровывается (что подтверждает правильность парольной фразы и целостность файла) и проверяется на соответствие формату выгрузки базы данных; о результате проверки Чат-бот направляет уведомление в служебную группу (Таблица 3). Пробное восстановление копии в отдельную базу данных в автоматическую проверку не входит и проводится в составе квартальной организационной проверки. Дополнительно не реже одного раза в квартал специалист с ролью «it» проводит организационную проверку полной процедуры восстановления в соответствии с внутренней технической документацией отдела цифрового развития.</w:t>
       </w:r>
     </w:p>
     <w:p>
@@ -13649,7 +13649,7 @@
                 <w:sz w:val="24"/>
                 <w:szCs w:val="24"/>
               </w:rPr>
-              <w:t xml:space="preserve">высокая либо стандартная (со слов Куратора ЦУР)</w:t>
+              <w:t xml:space="preserve">высокая либо стандартная (назначается координатором АЕМО)</w:t>
             </w:r>
           </w:p>
         </w:tc>
